--- a/Coding 2 - year/Unit 4 - File IO & Data Processing/Daily Lesson Plans/Word/Day 11.docx
+++ b/Coding 2 - year/Unit 4 - File IO & Data Processing/Daily Lesson Plans/Word/Day 11.docx
@@ -50,12 +50,15 @@
               </w:rPr>
               <w:t xml:space="preserve">Coding II — Full Year</w:t>
             </w:r>
-          </w:p>
-          <w:p>
-            <w:pPr>
-              <w:spacing w:before="40"/>
-              <w:jc w:val="center"/>
-            </w:pPr>
+            <w:r>
+              <w:rPr>
+                <w:rFonts w:ascii="Arial" w:cs="Arial" w:eastAsia="Arial" w:hAnsi="Arial"/>
+                <w:sz w:val="16"/>
+                <w:szCs w:val="16"/>
+              </w:rPr>
+              <w:br/>
+              <w:t xml:space="preserve"/>
+            </w:r>
             <w:r>
               <w:rPr>
                 <w:rFonts w:ascii="Arial" w:cs="Arial" w:eastAsia="Arial" w:hAnsi="Arial"/>
@@ -83,7 +86,7 @@
           <w:rFonts w:ascii="Arial" w:cs="Arial" w:eastAsia="Arial" w:hAnsi="Arial"/>
           <w:b/>
           <w:bCs/>
-          <w:color w:val="0D3B1F"/>
+          <w:color w:val="1B7A4A"/>
           <w:sz w:val="32"/>
           <w:szCs w:val="32"/>
         </w:rPr>
@@ -261,9 +264,9 @@
               <w:right w:val="single" w:color="CCCCCC" w:sz="1"/>
             </w:tcBorders>
             <w:tcMar>
-              <w:top w:type="dxa" w:w="60"/>
+              <w:top w:type="dxa" w:w="80"/>
               <w:left w:type="dxa" w:w="120"/>
-              <w:bottom w:type="dxa" w:w="60"/>
+              <w:bottom w:type="dxa" w:w="80"/>
               <w:right w:type="dxa" w:w="120"/>
             </w:tcMar>
           </w:tcPr>
@@ -290,20 +293,213 @@
               <w:right w:val="single" w:color="CCCCCC" w:sz="1"/>
             </w:tcBorders>
             <w:tcMar>
-              <w:top w:type="dxa" w:w="60"/>
+              <w:top w:type="dxa" w:w="80"/>
               <w:left w:type="dxa" w:w="120"/>
-              <w:bottom w:type="dxa" w:w="60"/>
+              <w:bottom w:type="dxa" w:w="80"/>
               <w:right w:type="dxa" w:w="120"/>
             </w:tcMar>
           </w:tcPr>
           <w:p>
-            <w:r>
-              <w:rPr>
-                <w:rFonts w:ascii="Arial" w:cs="Arial" w:eastAsia="Arial" w:hAnsi="Arial"/>
-                <w:sz w:val="20"/>
-                <w:szCs w:val="20"/>
+            <w:pPr>
+              <w:spacing w:after="80" w:before="80"/>
+            </w:pPr>
+            <w:r>
+              <w:rPr>
+                <w:rFonts w:ascii="Arial" w:cs="Arial" w:eastAsia="Arial" w:hAnsi="Arial"/>
+                <w:b/>
+                <w:bCs/>
+                <w:i w:val="false"/>
+                <w:iCs w:val="false"/>
+                <w:color w:val="000000"/>
+                <w:sz w:val="22"/>
+                <w:szCs w:val="22"/>
               </w:rPr>
               <w:t xml:space="preserve">Bell Ringer / Review</w:t>
+            </w:r>
+            <w:r>
+              <w:rPr>
+                <w:rFonts w:ascii="Arial" w:cs="Arial" w:eastAsia="Arial" w:hAnsi="Arial"/>
+                <w:sz w:val="20"/>
+                <w:szCs w:val="20"/>
+              </w:rPr>
+              <w:br/>
+              <w:t xml:space="preserve"/>
+            </w:r>
+            <w:r>
+              <w:rPr>
+                <w:rFonts w:ascii="Arial" w:cs="Arial" w:eastAsia="Arial" w:hAnsi="Arial"/>
+                <w:sz w:val="20"/>
+                <w:szCs w:val="20"/>
+              </w:rPr>
+              <w:br/>
+              <w:t xml:space="preserve"/>
+            </w:r>
+            <w:r>
+              <w:rPr>
+                <w:rFonts w:ascii="Arial" w:cs="Arial" w:eastAsia="Arial" w:hAnsi="Arial"/>
+                <w:b/>
+                <w:bCs/>
+                <w:i w:val="false"/>
+                <w:iCs w:val="false"/>
+                <w:color w:val="000000"/>
+                <w:sz w:val="20"/>
+                <w:szCs w:val="20"/>
+              </w:rPr>
+              <w:t xml:space="preserve">Quick Write </w:t>
+            </w:r>
+            <w:r>
+              <w:rPr>
+                <w:rFonts w:ascii="Arial" w:cs="Arial" w:eastAsia="Arial" w:hAnsi="Arial"/>
+                <w:b w:val="false"/>
+                <w:bCs w:val="false"/>
+                <w:i w:val="false"/>
+                <w:iCs w:val="false"/>
+                <w:color w:val="000000"/>
+                <w:sz w:val="20"/>
+                <w:szCs w:val="20"/>
+              </w:rPr>
+              <w:t xml:space="preserve">(3 min — written or verbal):</w:t>
+            </w:r>
+            <w:r>
+              <w:rPr>
+                <w:rFonts w:ascii="Arial" w:cs="Arial" w:eastAsia="Arial" w:hAnsi="Arial"/>
+                <w:sz w:val="20"/>
+                <w:szCs w:val="20"/>
+              </w:rPr>
+              <w:br/>
+              <w:t xml:space="preserve"/>
+            </w:r>
+            <w:r>
+              <w:rPr>
+                <w:rFonts w:ascii="Arial" w:cs="Arial" w:eastAsia="Arial" w:hAnsi="Arial"/>
+                <w:b w:val="false"/>
+                <w:bCs w:val="false"/>
+                <w:i w:val="false"/>
+                <w:iCs w:val="false"/>
+                <w:color w:val="000000"/>
+                <w:sz w:val="20"/>
+                <w:szCs w:val="20"/>
+              </w:rPr>
+              <w:t xml:space="preserve">    What do you already know about how to apply exception handling skills to process real-world data with comprehensive error management?</w:t>
+            </w:r>
+            <w:r>
+              <w:rPr>
+                <w:rFonts w:ascii="Arial" w:cs="Arial" w:eastAsia="Arial" w:hAnsi="Arial"/>
+                <w:sz w:val="20"/>
+                <w:szCs w:val="20"/>
+              </w:rPr>
+              <w:br/>
+              <w:t xml:space="preserve"/>
+            </w:r>
+            <w:r>
+              <w:rPr>
+                <w:rFonts w:ascii="Arial" w:cs="Arial" w:eastAsia="Arial" w:hAnsi="Arial"/>
+                <w:sz w:val="20"/>
+                <w:szCs w:val="20"/>
+              </w:rPr>
+              <w:br/>
+              <w:t xml:space="preserve"/>
+            </w:r>
+            <w:r>
+              <w:rPr>
+                <w:rFonts w:ascii="Arial" w:cs="Arial" w:eastAsia="Arial" w:hAnsi="Arial"/>
+                <w:b/>
+                <w:bCs/>
+                <w:i w:val="false"/>
+                <w:iCs w:val="false"/>
+                <w:color w:val="000000"/>
+                <w:sz w:val="20"/>
+                <w:szCs w:val="20"/>
+              </w:rPr>
+              <w:t xml:space="preserve">Vocabulary Preview — </w:t>
+            </w:r>
+            <w:r>
+              <w:rPr>
+                <w:rFonts w:ascii="Arial" w:cs="Arial" w:eastAsia="Arial" w:hAnsi="Arial"/>
+                <w:b w:val="false"/>
+                <w:bCs w:val="false"/>
+                <w:i w:val="false"/>
+                <w:iCs w:val="false"/>
+                <w:color w:val="000000"/>
+                <w:sz w:val="20"/>
+                <w:szCs w:val="20"/>
+              </w:rPr>
+              <w:t xml:space="preserve">terms we'll use today:</w:t>
+            </w:r>
+            <w:r>
+              <w:rPr>
+                <w:rFonts w:ascii="Arial" w:cs="Arial" w:eastAsia="Arial" w:hAnsi="Arial"/>
+                <w:sz w:val="20"/>
+                <w:szCs w:val="20"/>
+              </w:rPr>
+              <w:br/>
+              <w:t xml:space="preserve"/>
+            </w:r>
+            <w:r>
+              <w:rPr>
+                <w:rFonts w:ascii="Arial" w:cs="Arial" w:eastAsia="Arial" w:hAnsi="Arial"/>
+                <w:b w:val="false"/>
+                <w:bCs w:val="false"/>
+                <w:i w:val="false"/>
+                <w:iCs w:val="false"/>
+                <w:color w:val="000000"/>
+                <w:sz w:val="20"/>
+                <w:szCs w:val="20"/>
+              </w:rPr>
+              <w:t xml:space="preserve">    • Error-resilient code   •   Multiple exception types   •   Data validation   •   Logging errors   •   Partial success</w:t>
+            </w:r>
+            <w:r>
+              <w:rPr>
+                <w:rFonts w:ascii="Arial" w:cs="Arial" w:eastAsia="Arial" w:hAnsi="Arial"/>
+                <w:sz w:val="20"/>
+                <w:szCs w:val="20"/>
+              </w:rPr>
+              <w:br/>
+              <w:t xml:space="preserve"/>
+            </w:r>
+            <w:r>
+              <w:rPr>
+                <w:rFonts w:ascii="Arial" w:cs="Arial" w:eastAsia="Arial" w:hAnsi="Arial"/>
+                <w:sz w:val="20"/>
+                <w:szCs w:val="20"/>
+              </w:rPr>
+              <w:br/>
+              <w:t xml:space="preserve"/>
+            </w:r>
+            <w:r>
+              <w:rPr>
+                <w:rFonts w:ascii="Arial" w:cs="Arial" w:eastAsia="Arial" w:hAnsi="Arial"/>
+                <w:b w:val="false"/>
+                <w:bCs w:val="false"/>
+                <w:i/>
+                <w:iCs/>
+                <w:color w:val="444444"/>
+                <w:sz w:val="20"/>
+                <w:szCs w:val="20"/>
+              </w:rPr>
+              <w:t xml:space="preserve">Today's Goal: By the end of class you will be able to apply exception handling skills to process real-world data with comprehensive error management.</w:t>
+            </w:r>
+            <w:r>
+              <w:rPr>
+                <w:rFonts w:ascii="Arial" w:cs="Arial" w:eastAsia="Arial" w:hAnsi="Arial"/>
+                <w:sz w:val="20"/>
+                <w:szCs w:val="20"/>
+              </w:rPr>
+              <w:br/>
+              <w:t xml:space="preserve"/>
+            </w:r>
+            <w:r>
+              <w:rPr>
+                <w:rFonts w:ascii="Arial" w:cs="Arial" w:eastAsia="Arial" w:hAnsi="Arial"/>
+                <w:b w:val="false"/>
+                <w:bCs w:val="false"/>
+                <w:i/>
+                <w:iCs/>
+                <w:color w:val="555555"/>
+                <w:sz w:val="20"/>
+                <w:szCs w:val="20"/>
+              </w:rPr>
+              <w:t xml:space="preserve">→ Pair-share your response, then 2–3 students share with the class.</w:t>
             </w:r>
           </w:p>
         </w:tc>
@@ -319,9 +515,9 @@
               <w:right w:val="single" w:color="CCCCCC" w:sz="1"/>
             </w:tcBorders>
             <w:tcMar>
-              <w:top w:type="dxa" w:w="60"/>
+              <w:top w:type="dxa" w:w="80"/>
               <w:left w:type="dxa" w:w="120"/>
-              <w:bottom w:type="dxa" w:w="60"/>
+              <w:bottom w:type="dxa" w:w="80"/>
               <w:right w:type="dxa" w:w="120"/>
             </w:tcMar>
           </w:tcPr>
@@ -348,20 +544,261 @@
               <w:right w:val="single" w:color="CCCCCC" w:sz="1"/>
             </w:tcBorders>
             <w:tcMar>
-              <w:top w:type="dxa" w:w="60"/>
+              <w:top w:type="dxa" w:w="80"/>
               <w:left w:type="dxa" w:w="120"/>
-              <w:bottom w:type="dxa" w:w="60"/>
+              <w:bottom w:type="dxa" w:w="80"/>
               <w:right w:type="dxa" w:w="120"/>
             </w:tcMar>
           </w:tcPr>
           <w:p>
-            <w:r>
-              <w:rPr>
-                <w:rFonts w:ascii="Arial" w:cs="Arial" w:eastAsia="Arial" w:hAnsi="Arial"/>
-                <w:sz w:val="20"/>
-                <w:szCs w:val="20"/>
-              </w:rPr>
-              <w:t xml:space="preserve">Mini Lesson: Exception Handling Lab</w:t>
+            <w:pPr>
+              <w:spacing w:after="80" w:before="80"/>
+            </w:pPr>
+            <w:r>
+              <w:rPr>
+                <w:rFonts w:ascii="Arial" w:cs="Arial" w:eastAsia="Arial" w:hAnsi="Arial"/>
+                <w:b/>
+                <w:bCs/>
+                <w:i w:val="false"/>
+                <w:iCs w:val="false"/>
+                <w:color w:val="000000"/>
+                <w:sz w:val="22"/>
+                <w:szCs w:val="22"/>
+              </w:rPr>
+              <w:t xml:space="preserve">Mini Lesson: </w:t>
+            </w:r>
+            <w:r>
+              <w:rPr>
+                <w:rFonts w:ascii="Arial" w:cs="Arial" w:eastAsia="Arial" w:hAnsi="Arial"/>
+                <w:b w:val="false"/>
+                <w:bCs w:val="false"/>
+                <w:i w:val="false"/>
+                <w:iCs w:val="false"/>
+                <w:color w:val="000000"/>
+                <w:sz w:val="22"/>
+                <w:szCs w:val="22"/>
+              </w:rPr>
+              <w:t xml:space="preserve">Exception Handling Lab</w:t>
+            </w:r>
+            <w:r>
+              <w:rPr>
+                <w:rFonts w:ascii="Arial" w:cs="Arial" w:eastAsia="Arial" w:hAnsi="Arial"/>
+                <w:sz w:val="20"/>
+                <w:szCs w:val="20"/>
+              </w:rPr>
+              <w:br/>
+              <w:t xml:space="preserve"/>
+            </w:r>
+            <w:r>
+              <w:rPr>
+                <w:rFonts w:ascii="Arial" w:cs="Arial" w:eastAsia="Arial" w:hAnsi="Arial"/>
+                <w:sz w:val="20"/>
+                <w:szCs w:val="20"/>
+              </w:rPr>
+              <w:br/>
+              <w:t xml:space="preserve"/>
+            </w:r>
+            <w:r>
+              <w:rPr>
+                <w:rFonts w:ascii="Arial" w:cs="Arial" w:eastAsia="Arial" w:hAnsi="Arial"/>
+                <w:b/>
+                <w:bCs/>
+                <w:i/>
+                <w:iCs/>
+                <w:color w:val="000000"/>
+                <w:sz w:val="20"/>
+                <w:szCs w:val="20"/>
+              </w:rPr>
+              <w:t xml:space="preserve">Learning Target: </w:t>
+            </w:r>
+            <w:r>
+              <w:rPr>
+                <w:rFonts w:ascii="Arial" w:cs="Arial" w:eastAsia="Arial" w:hAnsi="Arial"/>
+                <w:b w:val="false"/>
+                <w:bCs w:val="false"/>
+                <w:i/>
+                <w:iCs/>
+                <w:color w:val="333333"/>
+                <w:sz w:val="20"/>
+                <w:szCs w:val="20"/>
+              </w:rPr>
+              <w:t xml:space="preserve">I can apply exception handling skills to process real-world data with comprehensive error management.</w:t>
+            </w:r>
+            <w:r>
+              <w:rPr>
+                <w:rFonts w:ascii="Arial" w:cs="Arial" w:eastAsia="Arial" w:hAnsi="Arial"/>
+                <w:sz w:val="20"/>
+                <w:szCs w:val="20"/>
+              </w:rPr>
+              <w:br/>
+              <w:t xml:space="preserve"/>
+            </w:r>
+            <w:r>
+              <w:rPr>
+                <w:rFonts w:ascii="Arial" w:cs="Arial" w:eastAsia="Arial" w:hAnsi="Arial"/>
+                <w:sz w:val="20"/>
+                <w:szCs w:val="20"/>
+              </w:rPr>
+              <w:br/>
+              <w:t xml:space="preserve"/>
+            </w:r>
+            <w:r>
+              <w:rPr>
+                <w:rFonts w:ascii="Arial" w:cs="Arial" w:eastAsia="Arial" w:hAnsi="Arial"/>
+                <w:b w:val="false"/>
+                <w:bCs w:val="false"/>
+                <w:i w:val="false"/>
+                <w:iCs w:val="false"/>
+                <w:color w:val="000000"/>
+                <w:sz w:val="20"/>
+                <w:szCs w:val="20"/>
+              </w:rPr>
+              <w:t xml:space="preserve">Error-resilient code: Code that continues processing despite encountering errors.</w:t>
+            </w:r>
+            <w:r>
+              <w:rPr>
+                <w:rFonts w:ascii="Arial" w:cs="Arial" w:eastAsia="Arial" w:hAnsi="Arial"/>
+                <w:sz w:val="20"/>
+                <w:szCs w:val="20"/>
+              </w:rPr>
+              <w:br/>
+              <w:t xml:space="preserve"/>
+            </w:r>
+            <w:r>
+              <w:rPr>
+                <w:rFonts w:ascii="Arial" w:cs="Arial" w:eastAsia="Arial" w:hAnsi="Arial"/>
+                <w:b w:val="false"/>
+                <w:bCs w:val="false"/>
+                <w:i w:val="false"/>
+                <w:iCs w:val="false"/>
+                <w:color w:val="000000"/>
+                <w:sz w:val="20"/>
+                <w:szCs w:val="20"/>
+              </w:rPr>
+              <w:t xml:space="preserve">Multiple exception types: Handling different errors appropriately based on their type.</w:t>
+            </w:r>
+            <w:r>
+              <w:rPr>
+                <w:rFonts w:ascii="Arial" w:cs="Arial" w:eastAsia="Arial" w:hAnsi="Arial"/>
+                <w:sz w:val="20"/>
+                <w:szCs w:val="20"/>
+              </w:rPr>
+              <w:br/>
+              <w:t xml:space="preserve"/>
+            </w:r>
+            <w:r>
+              <w:rPr>
+                <w:rFonts w:ascii="Arial" w:cs="Arial" w:eastAsia="Arial" w:hAnsi="Arial"/>
+                <w:sz w:val="20"/>
+                <w:szCs w:val="20"/>
+              </w:rPr>
+              <w:br/>
+              <w:t xml:space="preserve"/>
+            </w:r>
+            <w:r>
+              <w:rPr>
+                <w:rFonts w:ascii="Arial" w:cs="Arial" w:eastAsia="Arial" w:hAnsi="Arial"/>
+                <w:b/>
+                <w:bCs/>
+                <w:i w:val="false"/>
+                <w:iCs w:val="false"/>
+                <w:color w:val="000000"/>
+                <w:sz w:val="20"/>
+                <w:szCs w:val="20"/>
+              </w:rPr>
+              <w:t xml:space="preserve">Vocabulary: </w:t>
+            </w:r>
+            <w:r>
+              <w:rPr>
+                <w:rFonts w:ascii="Arial" w:cs="Arial" w:eastAsia="Arial" w:hAnsi="Arial"/>
+                <w:b w:val="false"/>
+                <w:bCs w:val="false"/>
+                <w:i w:val="false"/>
+                <w:iCs w:val="false"/>
+                <w:color w:val="000000"/>
+                <w:sz w:val="20"/>
+                <w:szCs w:val="20"/>
+              </w:rPr>
+              <w:t xml:space="preserve">Error-resilient code, Multiple exception types, Data validation, Logging errors, Partial success</w:t>
+            </w:r>
+            <w:r>
+              <w:rPr>
+                <w:rFonts w:ascii="Arial" w:cs="Arial" w:eastAsia="Arial" w:hAnsi="Arial"/>
+                <w:sz w:val="20"/>
+                <w:szCs w:val="20"/>
+              </w:rPr>
+              <w:br/>
+              <w:t xml:space="preserve"/>
+            </w:r>
+            <w:r>
+              <w:rPr>
+                <w:rFonts w:ascii="Arial" w:cs="Arial" w:eastAsia="Arial" w:hAnsi="Arial"/>
+                <w:sz w:val="20"/>
+                <w:szCs w:val="20"/>
+              </w:rPr>
+              <w:br/>
+              <w:t xml:space="preserve"/>
+            </w:r>
+            <w:r>
+              <w:rPr>
+                <w:rFonts w:ascii="Arial" w:cs="Arial" w:eastAsia="Arial" w:hAnsi="Arial"/>
+                <w:b/>
+                <w:bCs/>
+                <w:i/>
+                <w:iCs/>
+                <w:color w:val="555555"/>
+                <w:sz w:val="20"/>
+                <w:szCs w:val="20"/>
+              </w:rPr>
+              <w:t xml:space="preserve">→ Live Demo — </w:t>
+            </w:r>
+            <w:r>
+              <w:rPr>
+                <w:rFonts w:ascii="Arial" w:cs="Arial" w:eastAsia="Arial" w:hAnsi="Arial"/>
+                <w:b w:val="false"/>
+                <w:bCs w:val="false"/>
+                <w:i/>
+                <w:iCs/>
+                <w:color w:val="555555"/>
+                <w:sz w:val="20"/>
+                <w:szCs w:val="20"/>
+              </w:rPr>
+              <w:t xml:space="preserve">type examples as students follow along in their own editor.</w:t>
+            </w:r>
+            <w:r>
+              <w:rPr>
+                <w:rFonts w:ascii="Arial" w:cs="Arial" w:eastAsia="Arial" w:hAnsi="Arial"/>
+                <w:sz w:val="20"/>
+                <w:szCs w:val="20"/>
+              </w:rPr>
+              <w:br/>
+              <w:t xml:space="preserve"/>
+            </w:r>
+            <w:r>
+              <w:rPr>
+                <w:rFonts w:ascii="Arial" w:cs="Arial" w:eastAsia="Arial" w:hAnsi="Arial"/>
+                <w:b/>
+                <w:bCs/>
+                <w:i/>
+                <w:iCs/>
+                <w:color w:val="555555"/>
+                <w:sz w:val="20"/>
+                <w:szCs w:val="20"/>
+              </w:rPr>
+              <w:t xml:space="preserve">→ Check for Understanding: </w:t>
+            </w:r>
+            <w:r>
+              <w:rPr>
+                <w:rFonts w:ascii="Arial" w:cs="Arial" w:eastAsia="Arial" w:hAnsi="Arial"/>
+                <w:b w:val="false"/>
+                <w:bCs w:val="false"/>
+                <w:i/>
+                <w:iCs/>
+                <w:color w:val="555555"/>
+                <w:sz w:val="20"/>
+                <w:szCs w:val="20"/>
+              </w:rPr>
+              <w:t xml:space="preserve">pause and cold-call: “Can someone explain what we just did in their own words?”</w:t>
             </w:r>
           </w:p>
         </w:tc>
@@ -377,9 +814,9 @@
               <w:right w:val="single" w:color="CCCCCC" w:sz="1"/>
             </w:tcBorders>
             <w:tcMar>
-              <w:top w:type="dxa" w:w="60"/>
+              <w:top w:type="dxa" w:w="80"/>
               <w:left w:type="dxa" w:w="120"/>
-              <w:bottom w:type="dxa" w:w="60"/>
+              <w:bottom w:type="dxa" w:w="80"/>
               <w:right w:type="dxa" w:w="120"/>
             </w:tcMar>
           </w:tcPr>
@@ -406,20 +843,90 @@
               <w:right w:val="single" w:color="CCCCCC" w:sz="1"/>
             </w:tcBorders>
             <w:tcMar>
-              <w:top w:type="dxa" w:w="60"/>
+              <w:top w:type="dxa" w:w="80"/>
               <w:left w:type="dxa" w:w="120"/>
-              <w:bottom w:type="dxa" w:w="60"/>
+              <w:bottom w:type="dxa" w:w="80"/>
               <w:right w:type="dxa" w:w="120"/>
             </w:tcMar>
           </w:tcPr>
           <w:p>
-            <w:r>
-              <w:rPr>
-                <w:rFonts w:ascii="Arial" w:cs="Arial" w:eastAsia="Arial" w:hAnsi="Arial"/>
-                <w:sz w:val="20"/>
-                <w:szCs w:val="20"/>
+            <w:pPr>
+              <w:spacing w:after="80" w:before="80"/>
+            </w:pPr>
+            <w:r>
+              <w:rPr>
+                <w:rFonts w:ascii="Arial" w:cs="Arial" w:eastAsia="Arial" w:hAnsi="Arial"/>
+                <w:b/>
+                <w:bCs/>
+                <w:i w:val="false"/>
+                <w:iCs w:val="false"/>
+                <w:color w:val="000000"/>
+                <w:sz w:val="22"/>
+                <w:szCs w:val="22"/>
               </w:rPr>
               <w:t xml:space="preserve">Guided Practice</w:t>
+            </w:r>
+            <w:r>
+              <w:rPr>
+                <w:rFonts w:ascii="Arial" w:cs="Arial" w:eastAsia="Arial" w:hAnsi="Arial"/>
+                <w:sz w:val="20"/>
+                <w:szCs w:val="20"/>
+              </w:rPr>
+              <w:br/>
+              <w:t xml:space="preserve"/>
+            </w:r>
+            <w:r>
+              <w:rPr>
+                <w:rFonts w:ascii="Arial" w:cs="Arial" w:eastAsia="Arial" w:hAnsi="Arial"/>
+                <w:sz w:val="20"/>
+                <w:szCs w:val="20"/>
+              </w:rPr>
+              <w:br/>
+              <w:t xml:space="preserve"/>
+            </w:r>
+            <w:r>
+              <w:rPr>
+                <w:rFonts w:ascii="Arial" w:cs="Arial" w:eastAsia="Arial" w:hAnsi="Arial"/>
+                <w:b w:val="false"/>
+                <w:bCs w:val="false"/>
+                <w:i w:val="false"/>
+                <w:iCs w:val="false"/>
+                <w:color w:val="000000"/>
+                <w:sz w:val="20"/>
+                <w:szCs w:val="20"/>
+              </w:rPr>
+              <w:t xml:space="preserve">Activity: CSV Data Processor</w:t>
+            </w:r>
+            <w:r>
+              <w:rPr>
+                <w:rFonts w:ascii="Arial" w:cs="Arial" w:eastAsia="Arial" w:hAnsi="Arial"/>
+                <w:sz w:val="20"/>
+                <w:szCs w:val="20"/>
+              </w:rPr>
+              <w:br/>
+              <w:t xml:space="preserve"/>
+            </w:r>
+            <w:r>
+              <w:rPr>
+                <w:rFonts w:ascii="Arial" w:cs="Arial" w:eastAsia="Arial" w:hAnsi="Arial"/>
+                <w:sz w:val="20"/>
+                <w:szCs w:val="20"/>
+              </w:rPr>
+              <w:br/>
+              <w:t xml:space="preserve"/>
+            </w:r>
+            <w:r>
+              <w:rPr>
+                <w:rFonts w:ascii="Arial" w:cs="Arial" w:eastAsia="Arial" w:hAnsi="Arial"/>
+                <w:b w:val="false"/>
+                <w:bCs w:val="false"/>
+                <w:i/>
+                <w:iCs/>
+                <w:color w:val="555555"/>
+                <w:sz w:val="20"/>
+                <w:szCs w:val="20"/>
+              </w:rPr>
+              <w:t xml:space="preserve">→ Teacher models — students try alongside, then compare results.</w:t>
             </w:r>
           </w:p>
         </w:tc>
@@ -435,9 +942,9 @@
               <w:right w:val="single" w:color="CCCCCC" w:sz="1"/>
             </w:tcBorders>
             <w:tcMar>
-              <w:top w:type="dxa" w:w="60"/>
+              <w:top w:type="dxa" w:w="80"/>
               <w:left w:type="dxa" w:w="120"/>
-              <w:bottom w:type="dxa" w:w="60"/>
+              <w:bottom w:type="dxa" w:w="80"/>
               <w:right w:type="dxa" w:w="120"/>
             </w:tcMar>
           </w:tcPr>
@@ -450,7 +957,7 @@
                 <w:sz w:val="20"/>
                 <w:szCs w:val="20"/>
               </w:rPr>
-              <w:t xml:space="preserve">15-20 min</w:t>
+              <w:t xml:space="preserve">15–20 min</w:t>
             </w:r>
           </w:p>
         </w:tc>
@@ -464,20 +971,164 @@
               <w:right w:val="single" w:color="CCCCCC" w:sz="1"/>
             </w:tcBorders>
             <w:tcMar>
-              <w:top w:type="dxa" w:w="60"/>
+              <w:top w:type="dxa" w:w="80"/>
               <w:left w:type="dxa" w:w="120"/>
-              <w:bottom w:type="dxa" w:w="60"/>
+              <w:bottom w:type="dxa" w:w="80"/>
               <w:right w:type="dxa" w:w="120"/>
             </w:tcMar>
           </w:tcPr>
           <w:p>
-            <w:r>
-              <w:rPr>
-                <w:rFonts w:ascii="Arial" w:cs="Arial" w:eastAsia="Arial" w:hAnsi="Arial"/>
-                <w:sz w:val="20"/>
-                <w:szCs w:val="20"/>
+            <w:pPr>
+              <w:spacing w:after="80" w:before="80"/>
+            </w:pPr>
+            <w:r>
+              <w:rPr>
+                <w:rFonts w:ascii="Arial" w:cs="Arial" w:eastAsia="Arial" w:hAnsi="Arial"/>
+                <w:b/>
+                <w:bCs/>
+                <w:i w:val="false"/>
+                <w:iCs w:val="false"/>
+                <w:color w:val="000000"/>
+                <w:sz w:val="22"/>
+                <w:szCs w:val="22"/>
               </w:rPr>
               <w:t xml:space="preserve">Independent Practice / Code Along</w:t>
+            </w:r>
+            <w:r>
+              <w:rPr>
+                <w:rFonts w:ascii="Arial" w:cs="Arial" w:eastAsia="Arial" w:hAnsi="Arial"/>
+                <w:sz w:val="20"/>
+                <w:szCs w:val="20"/>
+              </w:rPr>
+              <w:br/>
+              <w:t xml:space="preserve"/>
+            </w:r>
+            <w:r>
+              <w:rPr>
+                <w:rFonts w:ascii="Arial" w:cs="Arial" w:eastAsia="Arial" w:hAnsi="Arial"/>
+                <w:b/>
+                <w:bCs/>
+                <w:i w:val="false"/>
+                <w:iCs w:val="false"/>
+                <w:color w:val="000000"/>
+                <w:sz w:val="20"/>
+                <w:szCs w:val="20"/>
+              </w:rPr>
+              <w:t xml:space="preserve">    Beginner: </w:t>
+            </w:r>
+            <w:r>
+              <w:rPr>
+                <w:rFonts w:ascii="Arial" w:cs="Arial" w:eastAsia="Arial" w:hAnsi="Arial"/>
+                <w:b w:val="false"/>
+                <w:bCs w:val="false"/>
+                <w:i w:val="false"/>
+                <w:iCs w:val="false"/>
+                <w:color w:val="000000"/>
+                <w:sz w:val="20"/>
+                <w:szCs w:val="20"/>
+              </w:rPr>
+              <w:t xml:space="preserve">Write a program that reads a list of numbers (as strings), tries to convert each to int, and reports which ones failed.</w:t>
+            </w:r>
+            <w:r>
+              <w:rPr>
+                <w:rFonts w:ascii="Arial" w:cs="Arial" w:eastAsia="Arial" w:hAnsi="Arial"/>
+                <w:sz w:val="20"/>
+                <w:szCs w:val="20"/>
+              </w:rPr>
+              <w:br/>
+              <w:t xml:space="preserve"/>
+            </w:r>
+            <w:r>
+              <w:rPr>
+                <w:rFonts w:ascii="Arial" w:cs="Arial" w:eastAsia="Arial" w:hAnsi="Arial"/>
+                <w:b/>
+                <w:bCs/>
+                <w:i w:val="false"/>
+                <w:iCs w:val="false"/>
+                <w:color w:val="000000"/>
+                <w:sz w:val="20"/>
+                <w:szCs w:val="20"/>
+              </w:rPr>
+              <w:t xml:space="preserve">    Intermediate: </w:t>
+            </w:r>
+            <w:r>
+              <w:rPr>
+                <w:rFonts w:ascii="Arial" w:cs="Arial" w:eastAsia="Arial" w:hAnsi="Arial"/>
+                <w:b w:val="false"/>
+                <w:bCs w:val="false"/>
+                <w:i w:val="false"/>
+                <w:iCs w:val="false"/>
+                <w:color w:val="000000"/>
+                <w:sz w:val="20"/>
+                <w:szCs w:val="20"/>
+              </w:rPr>
+              <w:t xml:space="preserve">Write a program that processes a CSV-like format, handles multiple error types, and prints a summary of successes and failures.…</w:t>
+            </w:r>
+            <w:r>
+              <w:rPr>
+                <w:rFonts w:ascii="Arial" w:cs="Arial" w:eastAsia="Arial" w:hAnsi="Arial"/>
+                <w:sz w:val="20"/>
+                <w:szCs w:val="20"/>
+              </w:rPr>
+              <w:br/>
+              <w:t xml:space="preserve"/>
+            </w:r>
+            <w:r>
+              <w:rPr>
+                <w:rFonts w:ascii="Arial" w:cs="Arial" w:eastAsia="Arial" w:hAnsi="Arial"/>
+                <w:b/>
+                <w:bCs/>
+                <w:i w:val="false"/>
+                <w:iCs w:val="false"/>
+                <w:color w:val="000000"/>
+                <w:sz w:val="20"/>
+                <w:szCs w:val="20"/>
+              </w:rPr>
+              <w:t xml:space="preserve">    Challenge: </w:t>
+            </w:r>
+            <w:r>
+              <w:rPr>
+                <w:rFonts w:ascii="Arial" w:cs="Arial" w:eastAsia="Arial" w:hAnsi="Arial"/>
+                <w:b w:val="false"/>
+                <w:bCs w:val="false"/>
+                <w:i w:val="false"/>
+                <w:iCs w:val="false"/>
+                <w:color w:val="000000"/>
+                <w:sz w:val="20"/>
+                <w:szCs w:val="20"/>
+              </w:rPr>
+              <w:t xml:space="preserve">Write a program that reads a file with student records, validates each field (name not empty, age 5-100, GPA 0-4.0), logs all errors by line…</w:t>
+            </w:r>
+            <w:r>
+              <w:rPr>
+                <w:rFonts w:ascii="Arial" w:cs="Arial" w:eastAsia="Arial" w:hAnsi="Arial"/>
+                <w:sz w:val="20"/>
+                <w:szCs w:val="20"/>
+              </w:rPr>
+              <w:br/>
+              <w:t xml:space="preserve"/>
+            </w:r>
+            <w:r>
+              <w:rPr>
+                <w:rFonts w:ascii="Arial" w:cs="Arial" w:eastAsia="Arial" w:hAnsi="Arial"/>
+                <w:sz w:val="20"/>
+                <w:szCs w:val="20"/>
+              </w:rPr>
+              <w:br/>
+              <w:t xml:space="preserve"/>
+            </w:r>
+            <w:r>
+              <w:rPr>
+                <w:rFonts w:ascii="Arial" w:cs="Arial" w:eastAsia="Arial" w:hAnsi="Arial"/>
+                <w:b w:val="false"/>
+                <w:bCs w:val="false"/>
+                <w:i/>
+                <w:iCs/>
+                <w:color w:val="555555"/>
+                <w:sz w:val="20"/>
+                <w:szCs w:val="20"/>
+              </w:rPr>
+              <w:t xml:space="preserve">→ Teacher circulates — offer hints, check for understanding.</w:t>
             </w:r>
           </w:p>
         </w:tc>
@@ -493,9 +1144,9 @@
               <w:right w:val="single" w:color="CCCCCC" w:sz="1"/>
             </w:tcBorders>
             <w:tcMar>
-              <w:top w:type="dxa" w:w="60"/>
+              <w:top w:type="dxa" w:w="80"/>
               <w:left w:type="dxa" w:w="120"/>
-              <w:bottom w:type="dxa" w:w="60"/>
+              <w:bottom w:type="dxa" w:w="80"/>
               <w:right w:type="dxa" w:w="120"/>
             </w:tcMar>
           </w:tcPr>
@@ -522,20 +1173,90 @@
               <w:right w:val="single" w:color="CCCCCC" w:sz="1"/>
             </w:tcBorders>
             <w:tcMar>
-              <w:top w:type="dxa" w:w="60"/>
+              <w:top w:type="dxa" w:w="80"/>
               <w:left w:type="dxa" w:w="120"/>
-              <w:bottom w:type="dxa" w:w="60"/>
+              <w:bottom w:type="dxa" w:w="80"/>
               <w:right w:type="dxa" w:w="120"/>
             </w:tcMar>
           </w:tcPr>
           <w:p>
-            <w:r>
-              <w:rPr>
-                <w:rFonts w:ascii="Arial" w:cs="Arial" w:eastAsia="Arial" w:hAnsi="Arial"/>
-                <w:sz w:val="20"/>
-                <w:szCs w:val="20"/>
+            <w:pPr>
+              <w:spacing w:after="80" w:before="80"/>
+            </w:pPr>
+            <w:r>
+              <w:rPr>
+                <w:rFonts w:ascii="Arial" w:cs="Arial" w:eastAsia="Arial" w:hAnsi="Arial"/>
+                <w:b/>
+                <w:bCs/>
+                <w:i w:val="false"/>
+                <w:iCs w:val="false"/>
+                <w:color w:val="000000"/>
+                <w:sz w:val="22"/>
+                <w:szCs w:val="22"/>
               </w:rPr>
               <w:t xml:space="preserve">Exit Ticket / Wrap-Up</w:t>
+            </w:r>
+            <w:r>
+              <w:rPr>
+                <w:rFonts w:ascii="Arial" w:cs="Arial" w:eastAsia="Arial" w:hAnsi="Arial"/>
+                <w:sz w:val="20"/>
+                <w:szCs w:val="20"/>
+              </w:rPr>
+              <w:br/>
+              <w:t xml:space="preserve"/>
+            </w:r>
+            <w:r>
+              <w:rPr>
+                <w:rFonts w:ascii="Arial" w:cs="Arial" w:eastAsia="Arial" w:hAnsi="Arial"/>
+                <w:sz w:val="20"/>
+                <w:szCs w:val="20"/>
+              </w:rPr>
+              <w:br/>
+              <w:t xml:space="preserve"/>
+            </w:r>
+            <w:r>
+              <w:rPr>
+                <w:rFonts w:ascii="Arial" w:cs="Arial" w:eastAsia="Arial" w:hAnsi="Arial"/>
+                <w:b w:val="false"/>
+                <w:bCs w:val="false"/>
+                <w:i w:val="false"/>
+                <w:iCs w:val="false"/>
+                <w:color w:val="000000"/>
+                <w:sz w:val="20"/>
+                <w:szCs w:val="20"/>
+              </w:rPr>
+              <w:t xml:space="preserve">Quick Check: Apply exception handling skills to process real-world data with comprehensive error management?</w:t>
+            </w:r>
+            <w:r>
+              <w:rPr>
+                <w:rFonts w:ascii="Arial" w:cs="Arial" w:eastAsia="Arial" w:hAnsi="Arial"/>
+                <w:sz w:val="20"/>
+                <w:szCs w:val="20"/>
+              </w:rPr>
+              <w:br/>
+              <w:t xml:space="preserve"/>
+            </w:r>
+            <w:r>
+              <w:rPr>
+                <w:rFonts w:ascii="Arial" w:cs="Arial" w:eastAsia="Arial" w:hAnsi="Arial"/>
+                <w:sz w:val="20"/>
+                <w:szCs w:val="20"/>
+              </w:rPr>
+              <w:br/>
+              <w:t xml:space="preserve"/>
+            </w:r>
+            <w:r>
+              <w:rPr>
+                <w:rFonts w:ascii="Arial" w:cs="Arial" w:eastAsia="Arial" w:hAnsi="Arial"/>
+                <w:b w:val="false"/>
+                <w:bCs w:val="false"/>
+                <w:i/>
+                <w:iCs/>
+                <w:color w:val="555555"/>
+                <w:sz w:val="20"/>
+                <w:szCs w:val="20"/>
+              </w:rPr>
+              <w:t xml:space="preserve">→ 3–2–1: Name 3 things learned, 2 new vocab words, 1 question you still have.</w:t>
             </w:r>
           </w:p>
         </w:tc>
@@ -697,19 +1418,6 @@
                 <w:sz w:val="18"/>
                 <w:szCs w:val="18"/>
               </w:rPr>
-              <w:t xml:space="preserve"># Example 1: Processing file with multiple error types</w:t>
-            </w:r>
-          </w:p>
-          <w:p>
-            <w:pPr>
-              <w:spacing w:after="20"/>
-            </w:pPr>
-            <w:r>
-              <w:rPr>
-                <w:rFonts w:ascii="Courier New" w:cs="Courier New" w:eastAsia="Courier New" w:hAnsi="Courier New"/>
-                <w:sz w:val="18"/>
-                <w:szCs w:val="18"/>
-              </w:rPr>
               <w:t xml:space="preserve">import os</w:t>
             </w:r>
           </w:p>
@@ -1139,7 +1847,7 @@
                 <w:sz w:val="18"/>
                 <w:szCs w:val="18"/>
               </w:rPr>
-              <w:t xml:space="preserve"># Example 2: Validating and converting CSV data</w:t>
+              <w:t xml:space="preserve"> </w:t>
             </w:r>
           </w:p>
           <w:p>
@@ -1581,7 +2289,7 @@
                 <w:sz w:val="18"/>
                 <w:szCs w:val="18"/>
               </w:rPr>
-              <w:t xml:space="preserve"># Example 3: Safe list processing</w:t>
+              <w:t xml:space="preserve"> </w:t>
             </w:r>
           </w:p>
           <w:p>
@@ -1776,7 +2484,7 @@
                 <w:sz w:val="18"/>
                 <w:szCs w:val="18"/>
               </w:rPr>
-              <w:t xml:space="preserve"># Example 4: Nested try/except for complex operations</w:t>
+              <w:t xml:space="preserve"> </w:t>
             </w:r>
           </w:p>
           <w:p>
@@ -2205,7 +2913,7 @@
                 <w:sz w:val="18"/>
                 <w:szCs w:val="18"/>
               </w:rPr>
-              <w:t xml:space="preserve"># Example 5: Exception handling with recovery</w:t>
+              <w:t xml:space="preserve"> </w:t>
             </w:r>
           </w:p>
           <w:p>
@@ -2742,19 +3450,6 @@
                 <w:sz w:val="18"/>
                 <w:szCs w:val="18"/>
               </w:rPr>
-              <w:t xml:space="preserve"># Problem 1</w:t>
-            </w:r>
-          </w:p>
-          <w:p>
-            <w:pPr>
-              <w:spacing w:after="20"/>
-            </w:pPr>
-            <w:r>
-              <w:rPr>
-                <w:rFonts w:ascii="Courier New" w:cs="Courier New" w:eastAsia="Courier New" w:hAnsi="Courier New"/>
-                <w:sz w:val="18"/>
-                <w:szCs w:val="18"/>
-              </w:rPr>
               <w:t xml:space="preserve">numbers_str = ["10", "20", "abc", "30", "xyz", "40"]</w:t>
             </w:r>
           </w:p>
@@ -2937,7 +3632,7 @@
                 <w:sz w:val="18"/>
                 <w:szCs w:val="18"/>
               </w:rPr>
-              <w:t xml:space="preserve"># Problem 2</w:t>
+              <w:t xml:space="preserve"> </w:t>
             </w:r>
           </w:p>
           <w:p>
@@ -3210,7 +3905,7 @@
                 <w:sz w:val="18"/>
                 <w:szCs w:val="18"/>
               </w:rPr>
-              <w:t xml:space="preserve"># Problem 3</w:t>
+              <w:t xml:space="preserve"> </w:t>
             </w:r>
           </w:p>
           <w:p>
@@ -3706,7 +4401,7 @@
                 <w:sz w:val="18"/>
                 <w:szCs w:val="18"/>
               </w:rPr>
-              <w:t xml:space="preserve"># Example 1: Nested dictionary access</w:t>
+              <w:t xml:space="preserve"> </w:t>
             </w:r>
           </w:p>
           <w:p>
@@ -4018,7 +4713,7 @@
                 <w:sz w:val="18"/>
                 <w:szCs w:val="18"/>
               </w:rPr>
-              <w:t xml:space="preserve"># Example 2: Iterating through nested structures</w:t>
+              <w:t xml:space="preserve"> </w:t>
             </w:r>
           </w:p>
           <w:p>
@@ -4070,7 +4765,7 @@
                 <w:sz w:val="18"/>
                 <w:szCs w:val="18"/>
               </w:rPr>
-              <w:t xml:space="preserve"># Example 3: Extracting specific values from nested arrays</w:t>
+              <w:t xml:space="preserve"> </w:t>
             </w:r>
           </w:p>
           <w:p>
@@ -4135,7 +4830,7 @@
                 <w:sz w:val="18"/>
                 <w:szCs w:val="18"/>
               </w:rPr>
-              <w:t xml:space="preserve"># Example 4: Building nested JSON structures</w:t>
+              <w:t xml:space="preserve"> </w:t>
             </w:r>
           </w:p>
           <w:p>
@@ -4343,7 +5038,7 @@
                 <w:sz w:val="18"/>
                 <w:szCs w:val="18"/>
               </w:rPr>
-              <w:t xml:space="preserve"># Example 5: Accessing deeply nested data safely</w:t>
+              <w:t xml:space="preserve"> </w:t>
             </w:r>
           </w:p>
           <w:p>
@@ -4709,7 +5404,7 @@
                 <w:sz w:val="18"/>
                 <w:szCs w:val="18"/>
               </w:rPr>
-              <w:t xml:space="preserve"># Beginner</w:t>
+              <w:t xml:space="preserve"> </w:t>
             </w:r>
           </w:p>
           <w:p>
@@ -4774,7 +5469,7 @@
                 <w:sz w:val="18"/>
                 <w:szCs w:val="18"/>
               </w:rPr>
-              <w:t xml:space="preserve"># Intermediate</w:t>
+              <w:t xml:space="preserve"> </w:t>
             </w:r>
           </w:p>
           <w:p>
@@ -4891,7 +5586,7 @@
                 <w:sz w:val="18"/>
                 <w:szCs w:val="18"/>
               </w:rPr>
-              <w:t xml:space="preserve"># Challenge</w:t>
+              <w:t xml:space="preserve"> </w:t>
             </w:r>
           </w:p>
           <w:p>
@@ -5609,76 +6304,7 @@
           <w:sz w:val="20"/>
           <w:szCs w:val="20"/>
         </w:rPr>
-        <w:t xml:space="preserve">Challenge: Write a program that reads a file with student records, validates each field (name not empty, age 5-100, GPA 0-4.0), logs all errors by line, and writes valid records to an output file. &lt;details&gt; &lt;summary&gt;💡 Hints&lt;/summary&gt;</w:t>
-      </w:r>
-    </w:p>
-    <w:p>
-      <w:pPr>
-        <w:spacing w:after="80"/>
-      </w:pPr>
-      <w:r>
-        <w:rPr>
-          <w:rFonts w:ascii="Arial" w:cs="Arial" w:eastAsia="Arial" w:hAnsi="Arial"/>
-          <w:b/>
-          <w:bCs/>
-          <w:sz w:val="20"/>
-          <w:szCs w:val="20"/>
-        </w:rPr>
-        <w:t xml:space="preserve">Problem 4: </w:t>
-      </w:r>
-      <w:r>
-        <w:rPr>
-          <w:rFonts w:ascii="Arial" w:cs="Arial" w:eastAsia="Arial" w:hAnsi="Arial"/>
-          <w:sz w:val="20"/>
-          <w:szCs w:val="20"/>
-        </w:rPr>
-        <w:t xml:space="preserve">: - Loop through the list. - Use try/except with ValueError. - Keep counters for successes and failures.</w:t>
-      </w:r>
-    </w:p>
-    <w:p>
-      <w:pPr>
-        <w:spacing w:after="80"/>
-      </w:pPr>
-      <w:r>
-        <w:rPr>
-          <w:rFonts w:ascii="Arial" w:cs="Arial" w:eastAsia="Arial" w:hAnsi="Arial"/>
-          <w:b/>
-          <w:bCs/>
-          <w:sz w:val="20"/>
-          <w:szCs w:val="20"/>
-        </w:rPr>
-        <w:t xml:space="preserve">Problem 5: </w:t>
-      </w:r>
-      <w:r>
-        <w:rPr>
-          <w:rFonts w:ascii="Arial" w:cs="Arial" w:eastAsia="Arial" w:hAnsi="Arial"/>
-          <w:sz w:val="20"/>
-          <w:szCs w:val="20"/>
-        </w:rPr>
-        <w:t xml:space="preserve">: - Parse CSV with split(','). - Handle both ValueError (conversion) and IndexError (missing fields). - Use a summary section to report counts.</w:t>
-      </w:r>
-    </w:p>
-    <w:p>
-      <w:pPr>
-        <w:spacing w:after="80"/>
-      </w:pPr>
-      <w:r>
-        <w:rPr>
-          <w:rFonts w:ascii="Arial" w:cs="Arial" w:eastAsia="Arial" w:hAnsi="Arial"/>
-          <w:b/>
-          <w:bCs/>
-          <w:sz w:val="20"/>
-          <w:szCs w:val="20"/>
-        </w:rPr>
-        <w:t xml:space="preserve">Problem 6: </w:t>
-      </w:r>
-      <w:r>
-        <w:rPr>
-          <w:rFonts w:ascii="Arial" w:cs="Arial" w:eastAsia="Arial" w:hAnsi="Arial"/>
-          <w:sz w:val="20"/>
-          <w:szCs w:val="20"/>
-        </w:rPr>
-        <w:t xml:space="preserve">: - Read file line-by-line with enumerate. - Validate each field separately. - Write valid records to a new file. - Create an error log file. &lt;/details&gt; ## Practice Problems Beginner: Parse a JSON string containing a person object with a nested address object. Print the person's city. Intermediate: </w:t>
+        <w:t xml:space="preserve">Challenge: Write a program that reads a file with student records, validates each field (name not empty, age 5-100, GPA 0-4.0), logs all errors by line, and writes valid records to an output file. ## Practice Problems Beginner: Parse a JSON string containing a person object with a nested address obj</w:t>
       </w:r>
     </w:p>
     <w:p>

--- a/Coding 2 - year/Unit 4 - File IO & Data Processing/Daily Lesson Plans/Word/Day 11.docx
+++ b/Coding 2 - year/Unit 4 - File IO & Data Processing/Daily Lesson Plans/Word/Day 11.docx
@@ -380,7 +380,7 @@
                 <w:sz w:val="20"/>
                 <w:szCs w:val="20"/>
               </w:rPr>
-              <w:t xml:space="preserve">    What do you already know about how to apply exception handling skills to process real-world data with comprehensive error management?</w:t>
+              <w:t xml:space="preserve">    Have you ever used exception handling skills before? Where might exception handling skills be useful in a real program?</w:t>
             </w:r>
             <w:r>
               <w:rPr>
@@ -477,7 +477,7 @@
                 <w:sz w:val="20"/>
                 <w:szCs w:val="20"/>
               </w:rPr>
-              <w:t xml:space="preserve">Today's Goal: By the end of class you will be able to apply exception handling skills to process real-world data with comprehensive error management.</w:t>
+              <w:t xml:space="preserve">Today’s Goal: By the end of class you will be able to apply exception handling skills to process real-world data with comprehensive error management.</w:t>
             </w:r>
             <w:r>
               <w:rPr>
@@ -1225,7 +1225,7 @@
                 <w:sz w:val="20"/>
                 <w:szCs w:val="20"/>
               </w:rPr>
-              <w:t xml:space="preserve">Quick Check: Apply exception handling skills to process real-world data with comprehensive error management?</w:t>
+              <w:t xml:space="preserve">Write the key syntax or steps for using exception handling skills. What's one mistake beginners commonly make?</w:t>
             </w:r>
             <w:r>
               <w:rPr>
